--- a/inbox/Application Aware Networking/Book_01_Federal_Application_Aware_Networking_SSA_Landing_Zone_IPAM_FedRAMP.docx
+++ b/inbox/Application Aware Networking/Book_01_Federal_Application_Aware_Networking_SSA_Landing_Zone_IPAM_FedRAMP.docx
@@ -3013,7 +3013,7 @@
               </w:rPr>
               <w:drawing>
                 <wp:inline distT="0" distB="0" distL="0" distR="0" wp14:anchorId="48EB15F1" wp14:editId="7DB593AA">
-                  <wp:extent cx="152400" cy="152400"/>
+                  <wp:extent cx="6858000" cy="6858000"/>
                   <wp:effectExtent l="0" t="0" r="0" b="0"/>
                   <wp:docPr id="11" name="Picture"/>
                   <wp:cNvGraphicFramePr/>
@@ -3035,7 +3035,7 @@
                         <pic:spPr bwMode="auto">
                           <a:xfrm>
                             <a:off x="0" y="0"/>
-                            <a:ext cx="152400" cy="152400"/>
+                            <a:ext cx="6858000" cy="6858000"/>
                           </a:xfrm>
                           <a:prstGeom prst="rect">
                             <a:avLst/>
@@ -3131,7 +3131,7 @@
         </w:rPr>
         <w:drawing>
           <wp:inline distT="0" distB="0" distL="0" distR="0" wp14:anchorId="39EEEE26" wp14:editId="1E32F85B">
-            <wp:extent cx="5334000" cy="2963333"/>
+            <wp:extent cx="6858000" cy="3810000"/>
             <wp:effectExtent l="0" t="0" r="0" b="0"/>
             <wp:docPr id="14" name="Picture" descr="FedRAMP 20x Consolidated Rules for 2026 — Class Timelines and Key Dates"/>
             <wp:cNvGraphicFramePr/>
@@ -3153,7 +3153,7 @@
                   <pic:spPr bwMode="auto">
                     <a:xfrm>
                       <a:off x="0" y="0"/>
-                      <a:ext cx="5334000" cy="2963333"/>
+                      <a:ext cx="6858000" cy="3810000"/>
                     </a:xfrm>
                     <a:prstGeom prst="rect">
                       <a:avLst/>
@@ -3233,7 +3233,7 @@
               </w:rPr>
               <w:drawing>
                 <wp:inline distT="0" distB="0" distL="0" distR="0" wp14:anchorId="246E78A7" wp14:editId="3D175DFC">
-                  <wp:extent cx="152400" cy="152400"/>
+                  <wp:extent cx="6858000" cy="6858000"/>
                   <wp:effectExtent l="0" t="0" r="0" b="0"/>
                   <wp:docPr id="16" name="Picture"/>
                   <wp:cNvGraphicFramePr/>
@@ -3255,7 +3255,7 @@
                         <pic:spPr bwMode="auto">
                           <a:xfrm>
                             <a:off x="0" y="0"/>
-                            <a:ext cx="152400" cy="152400"/>
+                            <a:ext cx="6858000" cy="6858000"/>
                           </a:xfrm>
                           <a:prstGeom prst="rect">
                             <a:avLst/>
@@ -3348,7 +3348,7 @@
         </w:rPr>
         <w:drawing>
           <wp:inline distT="0" distB="0" distL="0" distR="0" wp14:anchorId="447D52AE" wp14:editId="16D9B7A7">
-            <wp:extent cx="5334000" cy="2963333"/>
+            <wp:extent cx="6858000" cy="3810000"/>
             <wp:effectExtent l="0" t="0" r="0" b="0"/>
             <wp:docPr id="19" name="Picture" descr="Four Environments — Blind Islands vs. Unified InfoBlox Visibility"/>
             <wp:cNvGraphicFramePr/>
@@ -3370,7 +3370,7 @@
                   <pic:spPr bwMode="auto">
                     <a:xfrm>
                       <a:off x="0" y="0"/>
-                      <a:ext cx="5334000" cy="2963333"/>
+                      <a:ext cx="6858000" cy="3810000"/>
                     </a:xfrm>
                     <a:prstGeom prst="rect">
                       <a:avLst/>
@@ -3407,7 +3407,7 @@
         </w:rPr>
         <w:drawing>
           <wp:inline distT="0" distB="0" distL="0" distR="0" wp14:anchorId="39673E5C" wp14:editId="48D02E35">
-            <wp:extent cx="5334000" cy="3111500"/>
+            <wp:extent cx="6858000" cy="4000500"/>
             <wp:effectExtent l="0" t="0" r="0" b="0"/>
             <wp:docPr id="22" name="Picture" descr="InfoBlox DDI as the Unified Control Plane for SSA’s Four-Environment Landing Zone"/>
             <wp:cNvGraphicFramePr/>
@@ -3429,7 +3429,7 @@
                   <pic:spPr bwMode="auto">
                     <a:xfrm>
                       <a:off x="0" y="0"/>
-                      <a:ext cx="5334000" cy="3111500"/>
+                      <a:ext cx="6858000" cy="4000500"/>
                     </a:xfrm>
                     <a:prstGeom prst="rect">
                       <a:avLst/>
@@ -4135,7 +4135,7 @@
         </w:rPr>
         <w:drawing>
           <wp:inline distT="0" distB="0" distL="0" distR="0" wp14:anchorId="35DFB644" wp14:editId="62600F5D">
-            <wp:extent cx="5334000" cy="2963333"/>
+            <wp:extent cx="6858000" cy="3810000"/>
             <wp:effectExtent l="0" t="0" r="0" b="0"/>
             <wp:docPr id="27" name="Picture" descr="DNS Query Journey: InfoBlox RPZ Enforcement Gate"/>
             <wp:cNvGraphicFramePr/>
@@ -4157,7 +4157,7 @@
                   <pic:spPr bwMode="auto">
                     <a:xfrm>
                       <a:off x="0" y="0"/>
-                      <a:ext cx="5334000" cy="2963333"/>
+                      <a:ext cx="6858000" cy="3810000"/>
                     </a:xfrm>
                     <a:prstGeom prst="rect">
                       <a:avLst/>
@@ -4194,7 +4194,7 @@
         </w:rPr>
         <w:drawing>
           <wp:inline distT="0" distB="0" distL="0" distR="0" wp14:anchorId="1A3A59A0" wp14:editId="4B8D05BF">
-            <wp:extent cx="5334000" cy="2844800"/>
+            <wp:extent cx="6858000" cy="3657600"/>
             <wp:effectExtent l="0" t="0" r="0" b="0"/>
             <wp:docPr id="30" name="Picture" descr="SDN Replaces Broadcast DHCP — InfoBlox Restores Enterprise Visibility"/>
             <wp:cNvGraphicFramePr/>
@@ -4216,7 +4216,7 @@
                   <pic:spPr bwMode="auto">
                     <a:xfrm>
                       <a:off x="0" y="0"/>
-                      <a:ext cx="5334000" cy="2844800"/>
+                      <a:ext cx="6858000" cy="3657600"/>
                     </a:xfrm>
                     <a:prstGeom prst="rect">
                       <a:avLst/>
@@ -4423,7 +4423,7 @@
               </w:rPr>
               <w:drawing>
                 <wp:inline distT="0" distB="0" distL="0" distR="0" wp14:anchorId="7C225A2F" wp14:editId="4CEAA932">
-                  <wp:extent cx="152400" cy="152400"/>
+                  <wp:extent cx="6858000" cy="6858000"/>
                   <wp:effectExtent l="0" t="0" r="0" b="0"/>
                   <wp:docPr id="33" name="Picture"/>
                   <wp:cNvGraphicFramePr/>
@@ -4445,7 +4445,7 @@
                         <pic:spPr bwMode="auto">
                           <a:xfrm>
                             <a:off x="0" y="0"/>
-                            <a:ext cx="152400" cy="152400"/>
+                            <a:ext cx="6858000" cy="6858000"/>
                           </a:xfrm>
                           <a:prstGeom prst="rect">
                             <a:avLst/>
@@ -5310,7 +5310,7 @@
         </w:rPr>
         <w:drawing>
           <wp:inline distT="0" distB="0" distL="0" distR="0" wp14:anchorId="312599CB" wp14:editId="0A89D98A">
-            <wp:extent cx="5334000" cy="3022600"/>
+            <wp:extent cx="6858000" cy="3886200"/>
             <wp:effectExtent l="0" t="0" r="0" b="0"/>
             <wp:docPr id="42" name="Picture" descr="Microsoft × InfoBlox Technology Partnership — Six Integration Points"/>
             <wp:cNvGraphicFramePr/>
@@ -5332,7 +5332,7 @@
                   <pic:spPr bwMode="auto">
                     <a:xfrm>
                       <a:off x="0" y="0"/>
-                      <a:ext cx="5334000" cy="3022600"/>
+                      <a:ext cx="6858000" cy="3886200"/>
                     </a:xfrm>
                     <a:prstGeom prst="rect">
                       <a:avLst/>
@@ -5773,7 +5773,7 @@
         </w:rPr>
         <w:drawing>
           <wp:inline distT="0" distB="0" distL="0" distR="0" wp14:anchorId="656B3FF9" wp14:editId="5E82202D">
-            <wp:extent cx="5334000" cy="2963333"/>
+            <wp:extent cx="6858000" cy="3810000"/>
             <wp:effectExtent l="0" t="0" r="0" b="0"/>
             <wp:docPr id="45" name="Picture" descr="M365 GCC Boundary Gap: Manual vs. Automated Enforcement"/>
             <wp:cNvGraphicFramePr/>
@@ -5795,7 +5795,7 @@
                   <pic:spPr bwMode="auto">
                     <a:xfrm>
                       <a:off x="0" y="0"/>
-                      <a:ext cx="5334000" cy="2963333"/>
+                      <a:ext cx="6858000" cy="3810000"/>
                     </a:xfrm>
                     <a:prstGeom prst="rect">
                       <a:avLst/>
@@ -5832,7 +5832,7 @@
         </w:rPr>
         <w:drawing>
           <wp:inline distT="0" distB="0" distL="0" distR="0" wp14:anchorId="41194DB1" wp14:editId="02C655FF">
-            <wp:extent cx="5334000" cy="2578100"/>
+            <wp:extent cx="6858000" cy="3314700"/>
             <wp:effectExtent l="0" t="0" r="0" b="0"/>
             <wp:docPr id="48" name="Picture" descr="M365 GCC Endpoint Lifecycle Automation — One Poll, Four Enforcement Updates"/>
             <wp:cNvGraphicFramePr/>
@@ -5854,7 +5854,7 @@
                   <pic:spPr bwMode="auto">
                     <a:xfrm>
                       <a:off x="0" y="0"/>
-                      <a:ext cx="5334000" cy="2578100"/>
+                      <a:ext cx="6858000" cy="3314700"/>
                     </a:xfrm>
                     <a:prstGeom prst="rect">
                       <a:avLst/>
@@ -6093,7 +6093,7 @@
               </w:rPr>
               <w:drawing>
                 <wp:inline distT="0" distB="0" distL="0" distR="0" wp14:anchorId="0DDDD12F" wp14:editId="11AEBEBD">
-                  <wp:extent cx="152400" cy="152400"/>
+                  <wp:extent cx="6858000" cy="6858000"/>
                   <wp:effectExtent l="0" t="0" r="0" b="0"/>
                   <wp:docPr id="51" name="Picture"/>
                   <wp:cNvGraphicFramePr/>
@@ -6115,7 +6115,7 @@
                         <pic:spPr bwMode="auto">
                           <a:xfrm>
                             <a:off x="0" y="0"/>
-                            <a:ext cx="152400" cy="152400"/>
+                            <a:ext cx="6858000" cy="6858000"/>
                           </a:xfrm>
                           <a:prstGeom prst="rect">
                             <a:avLst/>
@@ -6210,7 +6210,7 @@
         </w:rPr>
         <w:drawing>
           <wp:inline distT="0" distB="0" distL="0" distR="0" wp14:anchorId="77D807C9" wp14:editId="35AFB3E3">
-            <wp:extent cx="5334000" cy="2844800"/>
+            <wp:extent cx="6858000" cy="3657600"/>
             <wp:effectExtent l="0" t="0" r="0" b="0"/>
             <wp:docPr id="56" name="Picture" descr="AWS GovCloud × InfoBlox — BloxOne DDI Federal Hosted on AWS, LZA DNS Alignment"/>
             <wp:cNvGraphicFramePr/>
@@ -6232,7 +6232,7 @@
                   <pic:spPr bwMode="auto">
                     <a:xfrm>
                       <a:off x="0" y="0"/>
-                      <a:ext cx="5334000" cy="2844800"/>
+                      <a:ext cx="6858000" cy="3657600"/>
                     </a:xfrm>
                     <a:prstGeom prst="rect">
                       <a:avLst/>
@@ -6330,7 +6330,7 @@
               </w:rPr>
               <w:drawing>
                 <wp:inline distT="0" distB="0" distL="0" distR="0" wp14:anchorId="3094EDB2" wp14:editId="5C6FA486">
-                  <wp:extent cx="152400" cy="152400"/>
+                  <wp:extent cx="6858000" cy="6858000"/>
                   <wp:effectExtent l="0" t="0" r="0" b="0"/>
                   <wp:docPr id="58" name="Picture"/>
                   <wp:cNvGraphicFramePr/>
@@ -6352,7 +6352,7 @@
                         <pic:spPr bwMode="auto">
                           <a:xfrm>
                             <a:off x="0" y="0"/>
-                            <a:ext cx="152400" cy="152400"/>
+                            <a:ext cx="6858000" cy="6858000"/>
                           </a:xfrm>
                           <a:prstGeom prst="rect">
                             <a:avLst/>
@@ -6580,7 +6580,7 @@
               </w:rPr>
               <w:drawing>
                 <wp:inline distT="0" distB="0" distL="0" distR="0" wp14:anchorId="420780DF" wp14:editId="34E7BCD6">
-                  <wp:extent cx="152400" cy="152400"/>
+                  <wp:extent cx="6858000" cy="6858000"/>
                   <wp:effectExtent l="0" t="0" r="0" b="0"/>
                   <wp:docPr id="61" name="Picture"/>
                   <wp:cNvGraphicFramePr/>
@@ -6602,7 +6602,7 @@
                         <pic:spPr bwMode="auto">
                           <a:xfrm>
                             <a:off x="0" y="0"/>
-                            <a:ext cx="152400" cy="152400"/>
+                            <a:ext cx="6858000" cy="6858000"/>
                           </a:xfrm>
                           <a:prstGeom prst="rect">
                             <a:avLst/>
@@ -6710,7 +6710,7 @@
         </w:rPr>
         <w:drawing>
           <wp:inline distT="0" distB="0" distL="0" distR="0" wp14:anchorId="39441EB5" wp14:editId="055ACBBE">
-            <wp:extent cx="5334000" cy="2933700"/>
+            <wp:extent cx="6858000" cy="3771900"/>
             <wp:effectExtent l="0" t="0" r="0" b="0"/>
             <wp:docPr id="65" name="Picture" descr="OPM HRIT on Oracle OCI — SSA Inter-Agency Integration via InfoBlox Certificate Monitor"/>
             <wp:cNvGraphicFramePr/>
@@ -6732,7 +6732,7 @@
                   <pic:spPr bwMode="auto">
                     <a:xfrm>
                       <a:off x="0" y="0"/>
-                      <a:ext cx="5334000" cy="2933700"/>
+                      <a:ext cx="6858000" cy="3771900"/>
                     </a:xfrm>
                     <a:prstGeom prst="rect">
                       <a:avLst/>
@@ -7185,7 +7185,7 @@
               </w:rPr>
               <w:drawing>
                 <wp:inline distT="0" distB="0" distL="0" distR="0" wp14:anchorId="0746DE2A" wp14:editId="44C5B631">
-                  <wp:extent cx="152400" cy="152400"/>
+                  <wp:extent cx="6858000" cy="6858000"/>
                   <wp:effectExtent l="0" t="0" r="0" b="0"/>
                   <wp:docPr id="67" name="Picture"/>
                   <wp:cNvGraphicFramePr/>
@@ -7207,7 +7207,7 @@
                         <pic:spPr bwMode="auto">
                           <a:xfrm>
                             <a:off x="0" y="0"/>
-                            <a:ext cx="152400" cy="152400"/>
+                            <a:ext cx="6858000" cy="6858000"/>
                           </a:xfrm>
                           <a:prstGeom prst="rect">
                             <a:avLst/>
@@ -7317,7 +7317,7 @@
         </w:rPr>
         <w:drawing>
           <wp:inline distT="0" distB="0" distL="0" distR="0" wp14:anchorId="31FC1102" wp14:editId="2E2552AB">
-            <wp:extent cx="5334000" cy="2963333"/>
+            <wp:extent cx="6858000" cy="3810000"/>
             <wp:effectExtent l="0" t="0" r="0" b="0"/>
             <wp:docPr id="72" name="Picture" descr="Certificate Lifecycle: Automated from IP Allocation to mTLS"/>
             <wp:cNvGraphicFramePr/>
@@ -7339,7 +7339,7 @@
                   <pic:spPr bwMode="auto">
                     <a:xfrm>
                       <a:off x="0" y="0"/>
-                      <a:ext cx="5334000" cy="2963333"/>
+                      <a:ext cx="6858000" cy="3810000"/>
                     </a:xfrm>
                     <a:prstGeom prst="rect">
                       <a:avLst/>
@@ -8028,7 +8028,7 @@
               </w:rPr>
               <w:drawing>
                 <wp:inline distT="0" distB="0" distL="0" distR="0" wp14:anchorId="68E134E6" wp14:editId="22B74009">
-                  <wp:extent cx="152400" cy="152400"/>
+                  <wp:extent cx="6858000" cy="6858000"/>
                   <wp:effectExtent l="0" t="0" r="0" b="0"/>
                   <wp:docPr id="75" name="Picture"/>
                   <wp:cNvGraphicFramePr/>
@@ -8050,7 +8050,7 @@
                         <pic:spPr bwMode="auto">
                           <a:xfrm>
                             <a:off x="0" y="0"/>
-                            <a:ext cx="152400" cy="152400"/>
+                            <a:ext cx="6858000" cy="6858000"/>
                           </a:xfrm>
                           <a:prstGeom prst="rect">
                             <a:avLst/>
@@ -9756,7 +9756,7 @@
         </w:rPr>
         <w:drawing>
           <wp:inline distT="0" distB="0" distL="0" distR="0" wp14:anchorId="380BAB71" wp14:editId="32BCDF6D">
-            <wp:extent cx="5334000" cy="2963333"/>
+            <wp:extent cx="6858000" cy="3810000"/>
             <wp:effectExtent l="0" t="0" r="0" b="0"/>
             <wp:docPr id="81" name="Picture" descr="CISA Zero Trust Maturity — Networks Pillar Progression"/>
             <wp:cNvGraphicFramePr/>
@@ -9778,7 +9778,7 @@
                   <pic:spPr bwMode="auto">
                     <a:xfrm>
                       <a:off x="0" y="0"/>
-                      <a:ext cx="5334000" cy="2963333"/>
+                      <a:ext cx="6858000" cy="3810000"/>
                     </a:xfrm>
                     <a:prstGeom prst="rect">
                       <a:avLst/>
@@ -10572,7 +10572,7 @@
         </w:rPr>
         <w:drawing>
           <wp:inline distT="0" distB="0" distL="0" distR="0" wp14:anchorId="6D61353E" wp14:editId="45447C24">
-            <wp:extent cx="5334000" cy="2963333"/>
+            <wp:extent cx="6858000" cy="3810000"/>
             <wp:effectExtent l="0" t="0" r="0" b="0"/>
             <wp:docPr id="89" name="Picture" descr="InfoBlox RPZ: The DNS-Layer FedRAMP Boundary Gate"/>
             <wp:cNvGraphicFramePr/>
@@ -10594,7 +10594,7 @@
                   <pic:spPr bwMode="auto">
                     <a:xfrm>
                       <a:off x="0" y="0"/>
-                      <a:ext cx="5334000" cy="2963333"/>
+                      <a:ext cx="6858000" cy="3810000"/>
                     </a:xfrm>
                     <a:prstGeom prst="rect">
                       <a:avLst/>
@@ -10631,7 +10631,7 @@
         </w:rPr>
         <w:drawing>
           <wp:inline distT="0" distB="0" distL="0" distR="0" wp14:anchorId="6F5B4B37" wp14:editId="1C616A87">
-            <wp:extent cx="5334000" cy="3022600"/>
+            <wp:extent cx="6858000" cy="3886200"/>
             <wp:effectExtent l="0" t="0" r="0" b="0"/>
             <wp:docPr id="92" name="Picture" descr="InfoBlox DDI as the FedRAMP Authorization Boundary Enforcement Layer"/>
             <wp:cNvGraphicFramePr/>
@@ -10653,7 +10653,7 @@
                   <pic:spPr bwMode="auto">
                     <a:xfrm>
                       <a:off x="0" y="0"/>
-                      <a:ext cx="5334000" cy="3022600"/>
+                      <a:ext cx="6858000" cy="3886200"/>
                     </a:xfrm>
                     <a:prstGeom prst="rect">
                       <a:avLst/>
@@ -12451,7 +12451,7 @@
               </w:rPr>
               <w:drawing>
                 <wp:inline distT="0" distB="0" distL="0" distR="0" wp14:anchorId="26654ABF" wp14:editId="16F136D0">
-                  <wp:extent cx="152400" cy="152400"/>
+                  <wp:extent cx="6858000" cy="6858000"/>
                   <wp:effectExtent l="0" t="0" r="0" b="0"/>
                   <wp:docPr id="96" name="Picture"/>
                   <wp:cNvGraphicFramePr/>
@@ -12473,7 +12473,7 @@
                         <pic:spPr bwMode="auto">
                           <a:xfrm>
                             <a:off x="0" y="0"/>
-                            <a:ext cx="152400" cy="152400"/>
+                            <a:ext cx="6858000" cy="6858000"/>
                           </a:xfrm>
                           <a:prstGeom prst="rect">
                             <a:avLst/>
@@ -14260,7 +14260,7 @@
         </w:rPr>
         <w:drawing>
           <wp:inline distT="0" distB="0" distL="0" distR="0" wp14:anchorId="55FB41B7" wp14:editId="2314FD3F">
-            <wp:extent cx="5334000" cy="3526366"/>
+            <wp:extent cx="6858000" cy="4533899"/>
             <wp:effectExtent l="0" t="0" r="0" b="0"/>
             <wp:docPr id="103" name="Picture" descr="InfoBlox DDI Landing Zone — Six-Phase Buildout Roadmap"/>
             <wp:cNvGraphicFramePr/>
@@ -14282,7 +14282,7 @@
                   <pic:spPr bwMode="auto">
                     <a:xfrm>
                       <a:off x="0" y="0"/>
-                      <a:ext cx="5334000" cy="3526366"/>
+                      <a:ext cx="6858000" cy="4533899"/>
                     </a:xfrm>
                     <a:prstGeom prst="rect">
                       <a:avLst/>
@@ -15482,7 +15482,7 @@
         <w:numRestart w:val="eachSect"/>
       </w:footnotePr>
       <w:pgSz w:w="12240" w:h="15840"/>
-      <w:pgMar w:top="1440" w:right="1440" w:bottom="1440" w:left="1440" w:header="720" w:footer="720" w:gutter="0"/>
+      <w:pgMar w:top="720" w:right="720" w:bottom="720" w:left="720" w:header="720" w:footer="720" w:gutter="0"/>
       <w:cols w:space="720"/>
     </w:sectPr>
   </w:body>

--- a/inbox/Application Aware Networking/Book_01_Federal_Application_Aware_Networking_SSA_Landing_Zone_IPAM_FedRAMP.docx
+++ b/inbox/Application Aware Networking/Book_01_Federal_Application_Aware_Networking_SSA_Landing_Zone_IPAM_FedRAMP.docx
@@ -3013,7 +3013,7 @@
               </w:rPr>
               <w:drawing>
                 <wp:inline distT="0" distB="0" distL="0" distR="0" wp14:anchorId="48EB15F1" wp14:editId="7DB593AA">
-                  <wp:extent cx="6858000" cy="6858000"/>
+                  <wp:extent cx="304800" cy="304800"/>
                   <wp:effectExtent l="0" t="0" r="0" b="0"/>
                   <wp:docPr id="11" name="Picture"/>
                   <wp:cNvGraphicFramePr/>
@@ -3035,7 +3035,7 @@
                         <pic:spPr bwMode="auto">
                           <a:xfrm>
                             <a:off x="0" y="0"/>
-                            <a:ext cx="6858000" cy="6858000"/>
+                            <a:ext cx="304800" cy="304800"/>
                           </a:xfrm>
                           <a:prstGeom prst="rect">
                             <a:avLst/>
@@ -3131,7 +3131,7 @@
         </w:rPr>
         <w:drawing>
           <wp:inline distT="0" distB="0" distL="0" distR="0" wp14:anchorId="39EEEE26" wp14:editId="1E32F85B">
-            <wp:extent cx="6858000" cy="3810000"/>
+            <wp:extent cx="7772400" cy="4318000"/>
             <wp:effectExtent l="0" t="0" r="0" b="0"/>
             <wp:docPr id="14" name="Picture" descr="FedRAMP 20x Consolidated Rules for 2026 — Class Timelines and Key Dates"/>
             <wp:cNvGraphicFramePr/>
@@ -3153,7 +3153,7 @@
                   <pic:spPr bwMode="auto">
                     <a:xfrm>
                       <a:off x="0" y="0"/>
-                      <a:ext cx="6858000" cy="3810000"/>
+                      <a:ext cx="7772400" cy="4318000"/>
                     </a:xfrm>
                     <a:prstGeom prst="rect">
                       <a:avLst/>
@@ -3233,7 +3233,7 @@
               </w:rPr>
               <w:drawing>
                 <wp:inline distT="0" distB="0" distL="0" distR="0" wp14:anchorId="246E78A7" wp14:editId="3D175DFC">
-                  <wp:extent cx="6858000" cy="6858000"/>
+                  <wp:extent cx="304800" cy="304800"/>
                   <wp:effectExtent l="0" t="0" r="0" b="0"/>
                   <wp:docPr id="16" name="Picture"/>
                   <wp:cNvGraphicFramePr/>
@@ -3255,7 +3255,7 @@
                         <pic:spPr bwMode="auto">
                           <a:xfrm>
                             <a:off x="0" y="0"/>
-                            <a:ext cx="6858000" cy="6858000"/>
+                            <a:ext cx="304800" cy="304800"/>
                           </a:xfrm>
                           <a:prstGeom prst="rect">
                             <a:avLst/>
@@ -3348,7 +3348,7 @@
         </w:rPr>
         <w:drawing>
           <wp:inline distT="0" distB="0" distL="0" distR="0" wp14:anchorId="447D52AE" wp14:editId="16D9B7A7">
-            <wp:extent cx="6858000" cy="3810000"/>
+            <wp:extent cx="7772400" cy="4318000"/>
             <wp:effectExtent l="0" t="0" r="0" b="0"/>
             <wp:docPr id="19" name="Picture" descr="Four Environments — Blind Islands vs. Unified InfoBlox Visibility"/>
             <wp:cNvGraphicFramePr/>
@@ -3370,7 +3370,7 @@
                   <pic:spPr bwMode="auto">
                     <a:xfrm>
                       <a:off x="0" y="0"/>
-                      <a:ext cx="6858000" cy="3810000"/>
+                      <a:ext cx="7772400" cy="4318000"/>
                     </a:xfrm>
                     <a:prstGeom prst="rect">
                       <a:avLst/>
@@ -3407,7 +3407,7 @@
         </w:rPr>
         <w:drawing>
           <wp:inline distT="0" distB="0" distL="0" distR="0" wp14:anchorId="39673E5C" wp14:editId="48D02E35">
-            <wp:extent cx="6858000" cy="4000500"/>
+            <wp:extent cx="7772400" cy="4533900"/>
             <wp:effectExtent l="0" t="0" r="0" b="0"/>
             <wp:docPr id="22" name="Picture" descr="InfoBlox DDI as the Unified Control Plane for SSA’s Four-Environment Landing Zone"/>
             <wp:cNvGraphicFramePr/>
@@ -3429,7 +3429,7 @@
                   <pic:spPr bwMode="auto">
                     <a:xfrm>
                       <a:off x="0" y="0"/>
-                      <a:ext cx="6858000" cy="4000500"/>
+                      <a:ext cx="7772400" cy="4533900"/>
                     </a:xfrm>
                     <a:prstGeom prst="rect">
                       <a:avLst/>
@@ -4135,7 +4135,7 @@
         </w:rPr>
         <w:drawing>
           <wp:inline distT="0" distB="0" distL="0" distR="0" wp14:anchorId="35DFB644" wp14:editId="62600F5D">
-            <wp:extent cx="6858000" cy="3810000"/>
+            <wp:extent cx="7772400" cy="4318000"/>
             <wp:effectExtent l="0" t="0" r="0" b="0"/>
             <wp:docPr id="27" name="Picture" descr="DNS Query Journey: InfoBlox RPZ Enforcement Gate"/>
             <wp:cNvGraphicFramePr/>
@@ -4157,7 +4157,7 @@
                   <pic:spPr bwMode="auto">
                     <a:xfrm>
                       <a:off x="0" y="0"/>
-                      <a:ext cx="6858000" cy="3810000"/>
+                      <a:ext cx="7772400" cy="4318000"/>
                     </a:xfrm>
                     <a:prstGeom prst="rect">
                       <a:avLst/>
@@ -4194,7 +4194,7 @@
         </w:rPr>
         <w:drawing>
           <wp:inline distT="0" distB="0" distL="0" distR="0" wp14:anchorId="1A3A59A0" wp14:editId="4B8D05BF">
-            <wp:extent cx="6858000" cy="3657600"/>
+            <wp:extent cx="7772400" cy="4145280"/>
             <wp:effectExtent l="0" t="0" r="0" b="0"/>
             <wp:docPr id="30" name="Picture" descr="SDN Replaces Broadcast DHCP — InfoBlox Restores Enterprise Visibility"/>
             <wp:cNvGraphicFramePr/>
@@ -4216,7 +4216,7 @@
                   <pic:spPr bwMode="auto">
                     <a:xfrm>
                       <a:off x="0" y="0"/>
-                      <a:ext cx="6858000" cy="3657600"/>
+                      <a:ext cx="7772400" cy="4145280"/>
                     </a:xfrm>
                     <a:prstGeom prst="rect">
                       <a:avLst/>
@@ -4423,7 +4423,7 @@
               </w:rPr>
               <w:drawing>
                 <wp:inline distT="0" distB="0" distL="0" distR="0" wp14:anchorId="7C225A2F" wp14:editId="4CEAA932">
-                  <wp:extent cx="6858000" cy="6858000"/>
+                  <wp:extent cx="304800" cy="304800"/>
                   <wp:effectExtent l="0" t="0" r="0" b="0"/>
                   <wp:docPr id="33" name="Picture"/>
                   <wp:cNvGraphicFramePr/>
@@ -4445,7 +4445,7 @@
                         <pic:spPr bwMode="auto">
                           <a:xfrm>
                             <a:off x="0" y="0"/>
-                            <a:ext cx="6858000" cy="6858000"/>
+                            <a:ext cx="304800" cy="304800"/>
                           </a:xfrm>
                           <a:prstGeom prst="rect">
                             <a:avLst/>
@@ -5310,7 +5310,7 @@
         </w:rPr>
         <w:drawing>
           <wp:inline distT="0" distB="0" distL="0" distR="0" wp14:anchorId="312599CB" wp14:editId="0A89D98A">
-            <wp:extent cx="6858000" cy="3886200"/>
+            <wp:extent cx="7772400" cy="4404360"/>
             <wp:effectExtent l="0" t="0" r="0" b="0"/>
             <wp:docPr id="42" name="Picture" descr="Microsoft × InfoBlox Technology Partnership — Six Integration Points"/>
             <wp:cNvGraphicFramePr/>
@@ -5332,7 +5332,7 @@
                   <pic:spPr bwMode="auto">
                     <a:xfrm>
                       <a:off x="0" y="0"/>
-                      <a:ext cx="6858000" cy="3886200"/>
+                      <a:ext cx="7772400" cy="4404360"/>
                     </a:xfrm>
                     <a:prstGeom prst="rect">
                       <a:avLst/>
@@ -5773,7 +5773,7 @@
         </w:rPr>
         <w:drawing>
           <wp:inline distT="0" distB="0" distL="0" distR="0" wp14:anchorId="656B3FF9" wp14:editId="5E82202D">
-            <wp:extent cx="6858000" cy="3810000"/>
+            <wp:extent cx="7772400" cy="4318000"/>
             <wp:effectExtent l="0" t="0" r="0" b="0"/>
             <wp:docPr id="45" name="Picture" descr="M365 GCC Boundary Gap: Manual vs. Automated Enforcement"/>
             <wp:cNvGraphicFramePr/>
@@ -5795,7 +5795,7 @@
                   <pic:spPr bwMode="auto">
                     <a:xfrm>
                       <a:off x="0" y="0"/>
-                      <a:ext cx="6858000" cy="3810000"/>
+                      <a:ext cx="7772400" cy="4318000"/>
                     </a:xfrm>
                     <a:prstGeom prst="rect">
                       <a:avLst/>
@@ -5832,7 +5832,7 @@
         </w:rPr>
         <w:drawing>
           <wp:inline distT="0" distB="0" distL="0" distR="0" wp14:anchorId="41194DB1" wp14:editId="02C655FF">
-            <wp:extent cx="6858000" cy="3314700"/>
+            <wp:extent cx="7772400" cy="3756660"/>
             <wp:effectExtent l="0" t="0" r="0" b="0"/>
             <wp:docPr id="48" name="Picture" descr="M365 GCC Endpoint Lifecycle Automation — One Poll, Four Enforcement Updates"/>
             <wp:cNvGraphicFramePr/>
@@ -5854,7 +5854,7 @@
                   <pic:spPr bwMode="auto">
                     <a:xfrm>
                       <a:off x="0" y="0"/>
-                      <a:ext cx="6858000" cy="3314700"/>
+                      <a:ext cx="7772400" cy="3756660"/>
                     </a:xfrm>
                     <a:prstGeom prst="rect">
                       <a:avLst/>
@@ -6093,7 +6093,7 @@
               </w:rPr>
               <w:drawing>
                 <wp:inline distT="0" distB="0" distL="0" distR="0" wp14:anchorId="0DDDD12F" wp14:editId="11AEBEBD">
-                  <wp:extent cx="6858000" cy="6858000"/>
+                  <wp:extent cx="304800" cy="304800"/>
                   <wp:effectExtent l="0" t="0" r="0" b="0"/>
                   <wp:docPr id="51" name="Picture"/>
                   <wp:cNvGraphicFramePr/>
@@ -6115,7 +6115,7 @@
                         <pic:spPr bwMode="auto">
                           <a:xfrm>
                             <a:off x="0" y="0"/>
-                            <a:ext cx="6858000" cy="6858000"/>
+                            <a:ext cx="304800" cy="304800"/>
                           </a:xfrm>
                           <a:prstGeom prst="rect">
                             <a:avLst/>
@@ -6210,7 +6210,7 @@
         </w:rPr>
         <w:drawing>
           <wp:inline distT="0" distB="0" distL="0" distR="0" wp14:anchorId="77D807C9" wp14:editId="35AFB3E3">
-            <wp:extent cx="6858000" cy="3657600"/>
+            <wp:extent cx="7772400" cy="4145280"/>
             <wp:effectExtent l="0" t="0" r="0" b="0"/>
             <wp:docPr id="56" name="Picture" descr="AWS GovCloud × InfoBlox — BloxOne DDI Federal Hosted on AWS, LZA DNS Alignment"/>
             <wp:cNvGraphicFramePr/>
@@ -6232,7 +6232,7 @@
                   <pic:spPr bwMode="auto">
                     <a:xfrm>
                       <a:off x="0" y="0"/>
-                      <a:ext cx="6858000" cy="3657600"/>
+                      <a:ext cx="7772400" cy="4145280"/>
                     </a:xfrm>
                     <a:prstGeom prst="rect">
                       <a:avLst/>
@@ -6330,7 +6330,7 @@
               </w:rPr>
               <w:drawing>
                 <wp:inline distT="0" distB="0" distL="0" distR="0" wp14:anchorId="3094EDB2" wp14:editId="5C6FA486">
-                  <wp:extent cx="6858000" cy="6858000"/>
+                  <wp:extent cx="304800" cy="304800"/>
                   <wp:effectExtent l="0" t="0" r="0" b="0"/>
                   <wp:docPr id="58" name="Picture"/>
                   <wp:cNvGraphicFramePr/>
@@ -6352,7 +6352,7 @@
                         <pic:spPr bwMode="auto">
                           <a:xfrm>
                             <a:off x="0" y="0"/>
-                            <a:ext cx="6858000" cy="6858000"/>
+                            <a:ext cx="304800" cy="304800"/>
                           </a:xfrm>
                           <a:prstGeom prst="rect">
                             <a:avLst/>
@@ -6580,7 +6580,7 @@
               </w:rPr>
               <w:drawing>
                 <wp:inline distT="0" distB="0" distL="0" distR="0" wp14:anchorId="420780DF" wp14:editId="34E7BCD6">
-                  <wp:extent cx="6858000" cy="6858000"/>
+                  <wp:extent cx="304800" cy="304800"/>
                   <wp:effectExtent l="0" t="0" r="0" b="0"/>
                   <wp:docPr id="61" name="Picture"/>
                   <wp:cNvGraphicFramePr/>
@@ -6602,7 +6602,7 @@
                         <pic:spPr bwMode="auto">
                           <a:xfrm>
                             <a:off x="0" y="0"/>
-                            <a:ext cx="6858000" cy="6858000"/>
+                            <a:ext cx="304800" cy="304800"/>
                           </a:xfrm>
                           <a:prstGeom prst="rect">
                             <a:avLst/>
@@ -6710,7 +6710,7 @@
         </w:rPr>
         <w:drawing>
           <wp:inline distT="0" distB="0" distL="0" distR="0" wp14:anchorId="39441EB5" wp14:editId="055ACBBE">
-            <wp:extent cx="6858000" cy="3771900"/>
+            <wp:extent cx="7772400" cy="4274820"/>
             <wp:effectExtent l="0" t="0" r="0" b="0"/>
             <wp:docPr id="65" name="Picture" descr="OPM HRIT on Oracle OCI — SSA Inter-Agency Integration via InfoBlox Certificate Monitor"/>
             <wp:cNvGraphicFramePr/>
@@ -6732,7 +6732,7 @@
                   <pic:spPr bwMode="auto">
                     <a:xfrm>
                       <a:off x="0" y="0"/>
-                      <a:ext cx="6858000" cy="3771900"/>
+                      <a:ext cx="7772400" cy="4274820"/>
                     </a:xfrm>
                     <a:prstGeom prst="rect">
                       <a:avLst/>
@@ -7185,7 +7185,7 @@
               </w:rPr>
               <w:drawing>
                 <wp:inline distT="0" distB="0" distL="0" distR="0" wp14:anchorId="0746DE2A" wp14:editId="44C5B631">
-                  <wp:extent cx="6858000" cy="6858000"/>
+                  <wp:extent cx="304800" cy="304800"/>
                   <wp:effectExtent l="0" t="0" r="0" b="0"/>
                   <wp:docPr id="67" name="Picture"/>
                   <wp:cNvGraphicFramePr/>
@@ -7207,7 +7207,7 @@
                         <pic:spPr bwMode="auto">
                           <a:xfrm>
                             <a:off x="0" y="0"/>
-                            <a:ext cx="6858000" cy="6858000"/>
+                            <a:ext cx="304800" cy="304800"/>
                           </a:xfrm>
                           <a:prstGeom prst="rect">
                             <a:avLst/>
@@ -7317,7 +7317,7 @@
         </w:rPr>
         <w:drawing>
           <wp:inline distT="0" distB="0" distL="0" distR="0" wp14:anchorId="31FC1102" wp14:editId="2E2552AB">
-            <wp:extent cx="6858000" cy="3810000"/>
+            <wp:extent cx="7772400" cy="4318000"/>
             <wp:effectExtent l="0" t="0" r="0" b="0"/>
             <wp:docPr id="72" name="Picture" descr="Certificate Lifecycle: Automated from IP Allocation to mTLS"/>
             <wp:cNvGraphicFramePr/>
@@ -7339,7 +7339,7 @@
                   <pic:spPr bwMode="auto">
                     <a:xfrm>
                       <a:off x="0" y="0"/>
-                      <a:ext cx="6858000" cy="3810000"/>
+                      <a:ext cx="7772400" cy="4318000"/>
                     </a:xfrm>
                     <a:prstGeom prst="rect">
                       <a:avLst/>
@@ -8028,7 +8028,7 @@
               </w:rPr>
               <w:drawing>
                 <wp:inline distT="0" distB="0" distL="0" distR="0" wp14:anchorId="68E134E6" wp14:editId="22B74009">
-                  <wp:extent cx="6858000" cy="6858000"/>
+                  <wp:extent cx="304800" cy="304800"/>
                   <wp:effectExtent l="0" t="0" r="0" b="0"/>
                   <wp:docPr id="75" name="Picture"/>
                   <wp:cNvGraphicFramePr/>
@@ -8050,7 +8050,7 @@
                         <pic:spPr bwMode="auto">
                           <a:xfrm>
                             <a:off x="0" y="0"/>
-                            <a:ext cx="6858000" cy="6858000"/>
+                            <a:ext cx="304800" cy="304800"/>
                           </a:xfrm>
                           <a:prstGeom prst="rect">
                             <a:avLst/>
@@ -9756,7 +9756,7 @@
         </w:rPr>
         <w:drawing>
           <wp:inline distT="0" distB="0" distL="0" distR="0" wp14:anchorId="380BAB71" wp14:editId="32BCDF6D">
-            <wp:extent cx="6858000" cy="3810000"/>
+            <wp:extent cx="7772400" cy="4318000"/>
             <wp:effectExtent l="0" t="0" r="0" b="0"/>
             <wp:docPr id="81" name="Picture" descr="CISA Zero Trust Maturity — Networks Pillar Progression"/>
             <wp:cNvGraphicFramePr/>
@@ -9778,7 +9778,7 @@
                   <pic:spPr bwMode="auto">
                     <a:xfrm>
                       <a:off x="0" y="0"/>
-                      <a:ext cx="6858000" cy="3810000"/>
+                      <a:ext cx="7772400" cy="4318000"/>
                     </a:xfrm>
                     <a:prstGeom prst="rect">
                       <a:avLst/>
@@ -10572,7 +10572,7 @@
         </w:rPr>
         <w:drawing>
           <wp:inline distT="0" distB="0" distL="0" distR="0" wp14:anchorId="6D61353E" wp14:editId="45447C24">
-            <wp:extent cx="6858000" cy="3810000"/>
+            <wp:extent cx="7772400" cy="4318000"/>
             <wp:effectExtent l="0" t="0" r="0" b="0"/>
             <wp:docPr id="89" name="Picture" descr="InfoBlox RPZ: The DNS-Layer FedRAMP Boundary Gate"/>
             <wp:cNvGraphicFramePr/>
@@ -10594,7 +10594,7 @@
                   <pic:spPr bwMode="auto">
                     <a:xfrm>
                       <a:off x="0" y="0"/>
-                      <a:ext cx="6858000" cy="3810000"/>
+                      <a:ext cx="7772400" cy="4318000"/>
                     </a:xfrm>
                     <a:prstGeom prst="rect">
                       <a:avLst/>
@@ -10631,7 +10631,7 @@
         </w:rPr>
         <w:drawing>
           <wp:inline distT="0" distB="0" distL="0" distR="0" wp14:anchorId="6F5B4B37" wp14:editId="1C616A87">
-            <wp:extent cx="6858000" cy="3886200"/>
+            <wp:extent cx="7772400" cy="4404360"/>
             <wp:effectExtent l="0" t="0" r="0" b="0"/>
             <wp:docPr id="92" name="Picture" descr="InfoBlox DDI as the FedRAMP Authorization Boundary Enforcement Layer"/>
             <wp:cNvGraphicFramePr/>
@@ -10653,7 +10653,7 @@
                   <pic:spPr bwMode="auto">
                     <a:xfrm>
                       <a:off x="0" y="0"/>
-                      <a:ext cx="6858000" cy="3886200"/>
+                      <a:ext cx="7772400" cy="4404360"/>
                     </a:xfrm>
                     <a:prstGeom prst="rect">
                       <a:avLst/>
@@ -12451,7 +12451,7 @@
               </w:rPr>
               <w:drawing>
                 <wp:inline distT="0" distB="0" distL="0" distR="0" wp14:anchorId="26654ABF" wp14:editId="16F136D0">
-                  <wp:extent cx="6858000" cy="6858000"/>
+                  <wp:extent cx="304800" cy="304800"/>
                   <wp:effectExtent l="0" t="0" r="0" b="0"/>
                   <wp:docPr id="96" name="Picture"/>
                   <wp:cNvGraphicFramePr/>
@@ -12473,7 +12473,7 @@
                         <pic:spPr bwMode="auto">
                           <a:xfrm>
                             <a:off x="0" y="0"/>
-                            <a:ext cx="6858000" cy="6858000"/>
+                            <a:ext cx="304800" cy="304800"/>
                           </a:xfrm>
                           <a:prstGeom prst="rect">
                             <a:avLst/>
@@ -14260,7 +14260,7 @@
         </w:rPr>
         <w:drawing>
           <wp:inline distT="0" distB="0" distL="0" distR="0" wp14:anchorId="55FB41B7" wp14:editId="2314FD3F">
-            <wp:extent cx="6858000" cy="4533899"/>
+            <wp:extent cx="7772400" cy="5138419"/>
             <wp:effectExtent l="0" t="0" r="0" b="0"/>
             <wp:docPr id="103" name="Picture" descr="InfoBlox DDI Landing Zone — Six-Phase Buildout Roadmap"/>
             <wp:cNvGraphicFramePr/>
@@ -14282,7 +14282,7 @@
                   <pic:spPr bwMode="auto">
                     <a:xfrm>
                       <a:off x="0" y="0"/>
-                      <a:ext cx="6858000" cy="4533899"/>
+                      <a:ext cx="7772400" cy="5138419"/>
                     </a:xfrm>
                     <a:prstGeom prst="rect">
                       <a:avLst/>

--- a/inbox/Application Aware Networking/Book_01_Federal_Application_Aware_Networking_SSA_Landing_Zone_IPAM_FedRAMP.docx
+++ b/inbox/Application Aware Networking/Book_01_Federal_Application_Aware_Networking_SSA_Landing_Zone_IPAM_FedRAMP.docx
@@ -3013,7 +3013,7 @@
               </w:rPr>
               <w:drawing>
                 <wp:inline distT="0" distB="0" distL="0" distR="0" wp14:anchorId="48EB15F1" wp14:editId="7DB593AA">
-                  <wp:extent cx="152400" cy="152400"/>
+                  <wp:extent cx="304800" cy="304800"/>
                   <wp:effectExtent l="0" t="0" r="0" b="0"/>
                   <wp:docPr id="11" name="Picture"/>
                   <wp:cNvGraphicFramePr/>
@@ -3035,7 +3035,7 @@
                         <pic:spPr bwMode="auto">
                           <a:xfrm>
                             <a:off x="0" y="0"/>
-                            <a:ext cx="152400" cy="152400"/>
+                            <a:ext cx="304800" cy="304800"/>
                           </a:xfrm>
                           <a:prstGeom prst="rect">
                             <a:avLst/>
@@ -3131,7 +3131,7 @@
         </w:rPr>
         <w:drawing>
           <wp:inline distT="0" distB="0" distL="0" distR="0" wp14:anchorId="39EEEE26" wp14:editId="1E32F85B">
-            <wp:extent cx="5334000" cy="2963333"/>
+            <wp:extent cx="7772400" cy="4318000"/>
             <wp:effectExtent l="0" t="0" r="0" b="0"/>
             <wp:docPr id="14" name="Picture" descr="FedRAMP 20x Consolidated Rules for 2026 — Class Timelines and Key Dates"/>
             <wp:cNvGraphicFramePr/>
@@ -3153,7 +3153,7 @@
                   <pic:spPr bwMode="auto">
                     <a:xfrm>
                       <a:off x="0" y="0"/>
-                      <a:ext cx="5334000" cy="2963333"/>
+                      <a:ext cx="7772400" cy="4318000"/>
                     </a:xfrm>
                     <a:prstGeom prst="rect">
                       <a:avLst/>
@@ -3233,7 +3233,7 @@
               </w:rPr>
               <w:drawing>
                 <wp:inline distT="0" distB="0" distL="0" distR="0" wp14:anchorId="246E78A7" wp14:editId="3D175DFC">
-                  <wp:extent cx="152400" cy="152400"/>
+                  <wp:extent cx="304800" cy="304800"/>
                   <wp:effectExtent l="0" t="0" r="0" b="0"/>
                   <wp:docPr id="16" name="Picture"/>
                   <wp:cNvGraphicFramePr/>
@@ -3255,7 +3255,7 @@
                         <pic:spPr bwMode="auto">
                           <a:xfrm>
                             <a:off x="0" y="0"/>
-                            <a:ext cx="152400" cy="152400"/>
+                            <a:ext cx="304800" cy="304800"/>
                           </a:xfrm>
                           <a:prstGeom prst="rect">
                             <a:avLst/>
@@ -3348,7 +3348,7 @@
         </w:rPr>
         <w:drawing>
           <wp:inline distT="0" distB="0" distL="0" distR="0" wp14:anchorId="447D52AE" wp14:editId="16D9B7A7">
-            <wp:extent cx="5334000" cy="2963333"/>
+            <wp:extent cx="7772400" cy="4318000"/>
             <wp:effectExtent l="0" t="0" r="0" b="0"/>
             <wp:docPr id="19" name="Picture" descr="Four Environments — Blind Islands vs. Unified InfoBlox Visibility"/>
             <wp:cNvGraphicFramePr/>
@@ -3370,7 +3370,7 @@
                   <pic:spPr bwMode="auto">
                     <a:xfrm>
                       <a:off x="0" y="0"/>
-                      <a:ext cx="5334000" cy="2963333"/>
+                      <a:ext cx="7772400" cy="4318000"/>
                     </a:xfrm>
                     <a:prstGeom prst="rect">
                       <a:avLst/>
@@ -3407,7 +3407,7 @@
         </w:rPr>
         <w:drawing>
           <wp:inline distT="0" distB="0" distL="0" distR="0" wp14:anchorId="39673E5C" wp14:editId="48D02E35">
-            <wp:extent cx="5334000" cy="3111500"/>
+            <wp:extent cx="7772400" cy="4533900"/>
             <wp:effectExtent l="0" t="0" r="0" b="0"/>
             <wp:docPr id="22" name="Picture" descr="InfoBlox DDI as the Unified Control Plane for SSA’s Four-Environment Landing Zone"/>
             <wp:cNvGraphicFramePr/>
@@ -3429,7 +3429,7 @@
                   <pic:spPr bwMode="auto">
                     <a:xfrm>
                       <a:off x="0" y="0"/>
-                      <a:ext cx="5334000" cy="3111500"/>
+                      <a:ext cx="7772400" cy="4533900"/>
                     </a:xfrm>
                     <a:prstGeom prst="rect">
                       <a:avLst/>
@@ -4135,7 +4135,7 @@
         </w:rPr>
         <w:drawing>
           <wp:inline distT="0" distB="0" distL="0" distR="0" wp14:anchorId="35DFB644" wp14:editId="62600F5D">
-            <wp:extent cx="5334000" cy="2963333"/>
+            <wp:extent cx="7772400" cy="4318000"/>
             <wp:effectExtent l="0" t="0" r="0" b="0"/>
             <wp:docPr id="27" name="Picture" descr="DNS Query Journey: InfoBlox RPZ Enforcement Gate"/>
             <wp:cNvGraphicFramePr/>
@@ -4157,7 +4157,7 @@
                   <pic:spPr bwMode="auto">
                     <a:xfrm>
                       <a:off x="0" y="0"/>
-                      <a:ext cx="5334000" cy="2963333"/>
+                      <a:ext cx="7772400" cy="4318000"/>
                     </a:xfrm>
                     <a:prstGeom prst="rect">
                       <a:avLst/>
@@ -4194,7 +4194,7 @@
         </w:rPr>
         <w:drawing>
           <wp:inline distT="0" distB="0" distL="0" distR="0" wp14:anchorId="1A3A59A0" wp14:editId="4B8D05BF">
-            <wp:extent cx="5334000" cy="2844800"/>
+            <wp:extent cx="7772400" cy="4145280"/>
             <wp:effectExtent l="0" t="0" r="0" b="0"/>
             <wp:docPr id="30" name="Picture" descr="SDN Replaces Broadcast DHCP — InfoBlox Restores Enterprise Visibility"/>
             <wp:cNvGraphicFramePr/>
@@ -4216,7 +4216,7 @@
                   <pic:spPr bwMode="auto">
                     <a:xfrm>
                       <a:off x="0" y="0"/>
-                      <a:ext cx="5334000" cy="2844800"/>
+                      <a:ext cx="7772400" cy="4145280"/>
                     </a:xfrm>
                     <a:prstGeom prst="rect">
                       <a:avLst/>
@@ -4423,7 +4423,7 @@
               </w:rPr>
               <w:drawing>
                 <wp:inline distT="0" distB="0" distL="0" distR="0" wp14:anchorId="7C225A2F" wp14:editId="4CEAA932">
-                  <wp:extent cx="152400" cy="152400"/>
+                  <wp:extent cx="304800" cy="304800"/>
                   <wp:effectExtent l="0" t="0" r="0" b="0"/>
                   <wp:docPr id="33" name="Picture"/>
                   <wp:cNvGraphicFramePr/>
@@ -4445,7 +4445,7 @@
                         <pic:spPr bwMode="auto">
                           <a:xfrm>
                             <a:off x="0" y="0"/>
-                            <a:ext cx="152400" cy="152400"/>
+                            <a:ext cx="304800" cy="304800"/>
                           </a:xfrm>
                           <a:prstGeom prst="rect">
                             <a:avLst/>
@@ -5310,7 +5310,7 @@
         </w:rPr>
         <w:drawing>
           <wp:inline distT="0" distB="0" distL="0" distR="0" wp14:anchorId="312599CB" wp14:editId="0A89D98A">
-            <wp:extent cx="5334000" cy="3022600"/>
+            <wp:extent cx="7772400" cy="4404360"/>
             <wp:effectExtent l="0" t="0" r="0" b="0"/>
             <wp:docPr id="42" name="Picture" descr="Microsoft × InfoBlox Technology Partnership — Six Integration Points"/>
             <wp:cNvGraphicFramePr/>
@@ -5332,7 +5332,7 @@
                   <pic:spPr bwMode="auto">
                     <a:xfrm>
                       <a:off x="0" y="0"/>
-                      <a:ext cx="5334000" cy="3022600"/>
+                      <a:ext cx="7772400" cy="4404360"/>
                     </a:xfrm>
                     <a:prstGeom prst="rect">
                       <a:avLst/>
@@ -5773,7 +5773,7 @@
         </w:rPr>
         <w:drawing>
           <wp:inline distT="0" distB="0" distL="0" distR="0" wp14:anchorId="656B3FF9" wp14:editId="5E82202D">
-            <wp:extent cx="5334000" cy="2963333"/>
+            <wp:extent cx="7772400" cy="4318000"/>
             <wp:effectExtent l="0" t="0" r="0" b="0"/>
             <wp:docPr id="45" name="Picture" descr="M365 GCC Boundary Gap: Manual vs. Automated Enforcement"/>
             <wp:cNvGraphicFramePr/>
@@ -5795,7 +5795,7 @@
                   <pic:spPr bwMode="auto">
                     <a:xfrm>
                       <a:off x="0" y="0"/>
-                      <a:ext cx="5334000" cy="2963333"/>
+                      <a:ext cx="7772400" cy="4318000"/>
                     </a:xfrm>
                     <a:prstGeom prst="rect">
                       <a:avLst/>
@@ -5832,7 +5832,7 @@
         </w:rPr>
         <w:drawing>
           <wp:inline distT="0" distB="0" distL="0" distR="0" wp14:anchorId="41194DB1" wp14:editId="02C655FF">
-            <wp:extent cx="5334000" cy="2578100"/>
+            <wp:extent cx="7772400" cy="3756660"/>
             <wp:effectExtent l="0" t="0" r="0" b="0"/>
             <wp:docPr id="48" name="Picture" descr="M365 GCC Endpoint Lifecycle Automation — One Poll, Four Enforcement Updates"/>
             <wp:cNvGraphicFramePr/>
@@ -5854,7 +5854,7 @@
                   <pic:spPr bwMode="auto">
                     <a:xfrm>
                       <a:off x="0" y="0"/>
-                      <a:ext cx="5334000" cy="2578100"/>
+                      <a:ext cx="7772400" cy="3756660"/>
                     </a:xfrm>
                     <a:prstGeom prst="rect">
                       <a:avLst/>
@@ -6093,7 +6093,7 @@
               </w:rPr>
               <w:drawing>
                 <wp:inline distT="0" distB="0" distL="0" distR="0" wp14:anchorId="0DDDD12F" wp14:editId="11AEBEBD">
-                  <wp:extent cx="152400" cy="152400"/>
+                  <wp:extent cx="304800" cy="304800"/>
                   <wp:effectExtent l="0" t="0" r="0" b="0"/>
                   <wp:docPr id="51" name="Picture"/>
                   <wp:cNvGraphicFramePr/>
@@ -6115,7 +6115,7 @@
                         <pic:spPr bwMode="auto">
                           <a:xfrm>
                             <a:off x="0" y="0"/>
-                            <a:ext cx="152400" cy="152400"/>
+                            <a:ext cx="304800" cy="304800"/>
                           </a:xfrm>
                           <a:prstGeom prst="rect">
                             <a:avLst/>
@@ -6210,7 +6210,7 @@
         </w:rPr>
         <w:drawing>
           <wp:inline distT="0" distB="0" distL="0" distR="0" wp14:anchorId="77D807C9" wp14:editId="35AFB3E3">
-            <wp:extent cx="5334000" cy="2844800"/>
+            <wp:extent cx="7772400" cy="4145280"/>
             <wp:effectExtent l="0" t="0" r="0" b="0"/>
             <wp:docPr id="56" name="Picture" descr="AWS GovCloud × InfoBlox — BloxOne DDI Federal Hosted on AWS, LZA DNS Alignment"/>
             <wp:cNvGraphicFramePr/>
@@ -6232,7 +6232,7 @@
                   <pic:spPr bwMode="auto">
                     <a:xfrm>
                       <a:off x="0" y="0"/>
-                      <a:ext cx="5334000" cy="2844800"/>
+                      <a:ext cx="7772400" cy="4145280"/>
                     </a:xfrm>
                     <a:prstGeom prst="rect">
                       <a:avLst/>
@@ -6330,7 +6330,7 @@
               </w:rPr>
               <w:drawing>
                 <wp:inline distT="0" distB="0" distL="0" distR="0" wp14:anchorId="3094EDB2" wp14:editId="5C6FA486">
-                  <wp:extent cx="152400" cy="152400"/>
+                  <wp:extent cx="304800" cy="304800"/>
                   <wp:effectExtent l="0" t="0" r="0" b="0"/>
                   <wp:docPr id="58" name="Picture"/>
                   <wp:cNvGraphicFramePr/>
@@ -6352,7 +6352,7 @@
                         <pic:spPr bwMode="auto">
                           <a:xfrm>
                             <a:off x="0" y="0"/>
-                            <a:ext cx="152400" cy="152400"/>
+                            <a:ext cx="304800" cy="304800"/>
                           </a:xfrm>
                           <a:prstGeom prst="rect">
                             <a:avLst/>
@@ -6580,7 +6580,7 @@
               </w:rPr>
               <w:drawing>
                 <wp:inline distT="0" distB="0" distL="0" distR="0" wp14:anchorId="420780DF" wp14:editId="34E7BCD6">
-                  <wp:extent cx="152400" cy="152400"/>
+                  <wp:extent cx="304800" cy="304800"/>
                   <wp:effectExtent l="0" t="0" r="0" b="0"/>
                   <wp:docPr id="61" name="Picture"/>
                   <wp:cNvGraphicFramePr/>
@@ -6602,7 +6602,7 @@
                         <pic:spPr bwMode="auto">
                           <a:xfrm>
                             <a:off x="0" y="0"/>
-                            <a:ext cx="152400" cy="152400"/>
+                            <a:ext cx="304800" cy="304800"/>
                           </a:xfrm>
                           <a:prstGeom prst="rect">
                             <a:avLst/>
@@ -6710,7 +6710,7 @@
         </w:rPr>
         <w:drawing>
           <wp:inline distT="0" distB="0" distL="0" distR="0" wp14:anchorId="39441EB5" wp14:editId="055ACBBE">
-            <wp:extent cx="5334000" cy="2933700"/>
+            <wp:extent cx="7772400" cy="4274820"/>
             <wp:effectExtent l="0" t="0" r="0" b="0"/>
             <wp:docPr id="65" name="Picture" descr="OPM HRIT on Oracle OCI — SSA Inter-Agency Integration via InfoBlox Certificate Monitor"/>
             <wp:cNvGraphicFramePr/>
@@ -6732,7 +6732,7 @@
                   <pic:spPr bwMode="auto">
                     <a:xfrm>
                       <a:off x="0" y="0"/>
-                      <a:ext cx="5334000" cy="2933700"/>
+                      <a:ext cx="7772400" cy="4274820"/>
                     </a:xfrm>
                     <a:prstGeom prst="rect">
                       <a:avLst/>
@@ -7185,7 +7185,7 @@
               </w:rPr>
               <w:drawing>
                 <wp:inline distT="0" distB="0" distL="0" distR="0" wp14:anchorId="0746DE2A" wp14:editId="44C5B631">
-                  <wp:extent cx="152400" cy="152400"/>
+                  <wp:extent cx="304800" cy="304800"/>
                   <wp:effectExtent l="0" t="0" r="0" b="0"/>
                   <wp:docPr id="67" name="Picture"/>
                   <wp:cNvGraphicFramePr/>
@@ -7207,7 +7207,7 @@
                         <pic:spPr bwMode="auto">
                           <a:xfrm>
                             <a:off x="0" y="0"/>
-                            <a:ext cx="152400" cy="152400"/>
+                            <a:ext cx="304800" cy="304800"/>
                           </a:xfrm>
                           <a:prstGeom prst="rect">
                             <a:avLst/>
@@ -7317,7 +7317,7 @@
         </w:rPr>
         <w:drawing>
           <wp:inline distT="0" distB="0" distL="0" distR="0" wp14:anchorId="31FC1102" wp14:editId="2E2552AB">
-            <wp:extent cx="5334000" cy="2963333"/>
+            <wp:extent cx="7772400" cy="4318000"/>
             <wp:effectExtent l="0" t="0" r="0" b="0"/>
             <wp:docPr id="72" name="Picture" descr="Certificate Lifecycle: Automated from IP Allocation to mTLS"/>
             <wp:cNvGraphicFramePr/>
@@ -7339,7 +7339,7 @@
                   <pic:spPr bwMode="auto">
                     <a:xfrm>
                       <a:off x="0" y="0"/>
-                      <a:ext cx="5334000" cy="2963333"/>
+                      <a:ext cx="7772400" cy="4318000"/>
                     </a:xfrm>
                     <a:prstGeom prst="rect">
                       <a:avLst/>
@@ -8028,7 +8028,7 @@
               </w:rPr>
               <w:drawing>
                 <wp:inline distT="0" distB="0" distL="0" distR="0" wp14:anchorId="68E134E6" wp14:editId="22B74009">
-                  <wp:extent cx="152400" cy="152400"/>
+                  <wp:extent cx="304800" cy="304800"/>
                   <wp:effectExtent l="0" t="0" r="0" b="0"/>
                   <wp:docPr id="75" name="Picture"/>
                   <wp:cNvGraphicFramePr/>
@@ -8050,7 +8050,7 @@
                         <pic:spPr bwMode="auto">
                           <a:xfrm>
                             <a:off x="0" y="0"/>
-                            <a:ext cx="152400" cy="152400"/>
+                            <a:ext cx="304800" cy="304800"/>
                           </a:xfrm>
                           <a:prstGeom prst="rect">
                             <a:avLst/>
@@ -9756,7 +9756,7 @@
         </w:rPr>
         <w:drawing>
           <wp:inline distT="0" distB="0" distL="0" distR="0" wp14:anchorId="380BAB71" wp14:editId="32BCDF6D">
-            <wp:extent cx="5334000" cy="2963333"/>
+            <wp:extent cx="7772400" cy="4318000"/>
             <wp:effectExtent l="0" t="0" r="0" b="0"/>
             <wp:docPr id="81" name="Picture" descr="CISA Zero Trust Maturity — Networks Pillar Progression"/>
             <wp:cNvGraphicFramePr/>
@@ -9778,7 +9778,7 @@
                   <pic:spPr bwMode="auto">
                     <a:xfrm>
                       <a:off x="0" y="0"/>
-                      <a:ext cx="5334000" cy="2963333"/>
+                      <a:ext cx="7772400" cy="4318000"/>
                     </a:xfrm>
                     <a:prstGeom prst="rect">
                       <a:avLst/>
@@ -10572,7 +10572,7 @@
         </w:rPr>
         <w:drawing>
           <wp:inline distT="0" distB="0" distL="0" distR="0" wp14:anchorId="6D61353E" wp14:editId="45447C24">
-            <wp:extent cx="5334000" cy="2963333"/>
+            <wp:extent cx="7772400" cy="4318000"/>
             <wp:effectExtent l="0" t="0" r="0" b="0"/>
             <wp:docPr id="89" name="Picture" descr="InfoBlox RPZ: The DNS-Layer FedRAMP Boundary Gate"/>
             <wp:cNvGraphicFramePr/>
@@ -10594,7 +10594,7 @@
                   <pic:spPr bwMode="auto">
                     <a:xfrm>
                       <a:off x="0" y="0"/>
-                      <a:ext cx="5334000" cy="2963333"/>
+                      <a:ext cx="7772400" cy="4318000"/>
                     </a:xfrm>
                     <a:prstGeom prst="rect">
                       <a:avLst/>
@@ -10631,7 +10631,7 @@
         </w:rPr>
         <w:drawing>
           <wp:inline distT="0" distB="0" distL="0" distR="0" wp14:anchorId="6F5B4B37" wp14:editId="1C616A87">
-            <wp:extent cx="5334000" cy="3022600"/>
+            <wp:extent cx="7772400" cy="4404360"/>
             <wp:effectExtent l="0" t="0" r="0" b="0"/>
             <wp:docPr id="92" name="Picture" descr="InfoBlox DDI as the FedRAMP Authorization Boundary Enforcement Layer"/>
             <wp:cNvGraphicFramePr/>
@@ -10653,7 +10653,7 @@
                   <pic:spPr bwMode="auto">
                     <a:xfrm>
                       <a:off x="0" y="0"/>
-                      <a:ext cx="5334000" cy="3022600"/>
+                      <a:ext cx="7772400" cy="4404360"/>
                     </a:xfrm>
                     <a:prstGeom prst="rect">
                       <a:avLst/>
@@ -12451,7 +12451,7 @@
               </w:rPr>
               <w:drawing>
                 <wp:inline distT="0" distB="0" distL="0" distR="0" wp14:anchorId="26654ABF" wp14:editId="16F136D0">
-                  <wp:extent cx="152400" cy="152400"/>
+                  <wp:extent cx="304800" cy="304800"/>
                   <wp:effectExtent l="0" t="0" r="0" b="0"/>
                   <wp:docPr id="96" name="Picture"/>
                   <wp:cNvGraphicFramePr/>
@@ -12473,7 +12473,7 @@
                         <pic:spPr bwMode="auto">
                           <a:xfrm>
                             <a:off x="0" y="0"/>
-                            <a:ext cx="152400" cy="152400"/>
+                            <a:ext cx="304800" cy="304800"/>
                           </a:xfrm>
                           <a:prstGeom prst="rect">
                             <a:avLst/>
@@ -14260,7 +14260,7 @@
         </w:rPr>
         <w:drawing>
           <wp:inline distT="0" distB="0" distL="0" distR="0" wp14:anchorId="55FB41B7" wp14:editId="2314FD3F">
-            <wp:extent cx="5334000" cy="3526366"/>
+            <wp:extent cx="7772400" cy="5138419"/>
             <wp:effectExtent l="0" t="0" r="0" b="0"/>
             <wp:docPr id="103" name="Picture" descr="InfoBlox DDI Landing Zone — Six-Phase Buildout Roadmap"/>
             <wp:cNvGraphicFramePr/>
@@ -14282,7 +14282,7 @@
                   <pic:spPr bwMode="auto">
                     <a:xfrm>
                       <a:off x="0" y="0"/>
-                      <a:ext cx="5334000" cy="3526366"/>
+                      <a:ext cx="7772400" cy="5138419"/>
                     </a:xfrm>
                     <a:prstGeom prst="rect">
                       <a:avLst/>
@@ -15482,7 +15482,7 @@
         <w:numRestart w:val="eachSect"/>
       </w:footnotePr>
       <w:pgSz w:w="12240" w:h="15840"/>
-      <w:pgMar w:top="1440" w:right="1440" w:bottom="1440" w:left="1440" w:header="720" w:footer="720" w:gutter="0"/>
+      <w:pgMar w:top="720" w:right="720" w:bottom="720" w:left="720" w:header="720" w:footer="720" w:gutter="0"/>
       <w:cols w:space="720"/>
     </w:sectPr>
   </w:body>
